--- a/AI辅助工作实验后测-8.13.docx
+++ b/AI辅助工作实验后测-8.13.docx
@@ -2373,16 +2373,15 @@
           <w:szCs w:val="22"/>
           <w:lang w:eastAsia="zh-CN"/>
         </w:rPr>
-        <w:t>在面对不确定信息时，我不会因为过度怀疑</w:t>
-      </w:r>
-      <w:r>
-        <w:rPr>
-          <w:rFonts w:ascii="宋体" w:eastAsia="宋体" w:hAnsi="宋体"/>
-          <w:sz w:val="22"/>
-          <w:szCs w:val="22"/>
-          <w:lang w:eastAsia="zh-CN"/>
-        </w:rPr>
-        <w:t>AI</w:t>
+        <w:t>当确认AI内容无误后，我能及时停止核查，不让过度怀疑拖慢效率。</w:t>
+      </w:r>
+      <w:r>
+        <w:rPr>
+          <w:rFonts w:ascii="宋体" w:eastAsia="宋体" w:hAnsi="宋体"/>
+          <w:sz w:val="22"/>
+          <w:szCs w:val="22"/>
+          <w:lang w:eastAsia="zh-CN"/>
+        </w:rPr>
       </w:r>
       <w:r>
         <w:rPr>
@@ -2391,7 +2390,6 @@
           <w:szCs w:val="22"/>
           <w:lang w:eastAsia="zh-CN"/>
         </w:rPr>
-        <w:t>导致效率低下。</w:t>
       </w:r>
       <w:r>
         <w:rPr>
@@ -4401,12 +4399,959 @@
       </w:pPr>
     </w:p>
     <w:p/>
+    <w:p>
+      <w:r>
+        <w:rPr>
+          <w:rFonts w:ascii="宋体" w:hAnsi="宋体"/>
+          <w:b w:val="0"/>
+          <w:i w:val="0"/>
+          <w:sz w:val="22"/>
+        </w:rPr>
+      </w:r>
+    </w:p>
+    <w:p>
+      <w:r>
+        <w:rPr>
+          <w:rFonts w:ascii="宋体" w:hAnsi="宋体"/>
+          <w:b/>
+          <w:i w:val="0"/>
+          <w:sz w:val="22"/>
+        </w:rPr>
+        <w:t>---第3页---</w:t>
+      </w:r>
+    </w:p>
+    <w:p>
+      <w:r>
+        <w:rPr>
+          <w:rFonts w:ascii="宋体" w:hAnsi="宋体"/>
+          <w:b w:val="0"/>
+          <w:i w:val="0"/>
+          <w:sz w:val="22"/>
+        </w:rPr>
+      </w:r>
+    </w:p>
+    <w:p>
+      <w:r>
+        <w:rPr>
+          <w:rFonts w:ascii="宋体" w:hAnsi="宋体"/>
+          <w:b/>
+          <w:i w:val="0"/>
+          <w:sz w:val="22"/>
+        </w:rPr>
+        <w:t>第四部分 自我评估</w:t>
+      </w:r>
+    </w:p>
+    <w:p>
+      <w:r>
+        <w:rPr>
+          <w:rFonts w:ascii="宋体" w:hAnsi="宋体"/>
+          <w:b w:val="0"/>
+          <w:i w:val="0"/>
+          <w:sz w:val="22"/>
+        </w:rPr>
+        <w:t>以下问题请根据你刚才在测验中的真实表现作答。</w:t>
+      </w:r>
+    </w:p>
+    <w:p>
+      <w:r>
+        <w:rPr>
+          <w:rFonts w:ascii="宋体" w:hAnsi="宋体"/>
+          <w:b w:val="0"/>
+          <w:i w:val="0"/>
+          <w:sz w:val="22"/>
+        </w:rPr>
+        <w:t>16. 请为本次测验中自己的整体表现打分：____（0-100 分） [填空题] *</w:t>
+      </w:r>
+    </w:p>
+    <w:p>
+      <w:r>
+        <w:rPr>
+          <w:rFonts w:ascii="宋体" w:hAnsi="宋体"/>
+          <w:b w:val="0"/>
+          <w:i w:val="0"/>
+          <w:sz w:val="22"/>
+        </w:rPr>
+      </w:r>
+    </w:p>
+    <w:p>
+      <w:r>
+        <w:rPr>
+          <w:rFonts w:ascii="宋体" w:hAnsi="宋体"/>
+          <w:b w:val="0"/>
+          <w:i w:val="0"/>
+          <w:sz w:val="22"/>
+        </w:rPr>
+        <w:t>17. 我能准确判断AI结果何时可信、何时该怀疑。 [单选题] *</w:t>
+      </w:r>
+    </w:p>
+    <w:p>
+      <w:r>
+        <w:rPr>
+          <w:rFonts w:ascii="宋体" w:hAnsi="宋体"/>
+          <w:b w:val="0"/>
+          <w:i w:val="0"/>
+          <w:sz w:val="22"/>
+        </w:rPr>
+        <w:t>18. 我能主动核验AI输出中的关键数据、事实与条款。 [单选题] *</w:t>
+      </w:r>
+    </w:p>
+    <w:p>
+      <w:r>
+        <w:rPr>
+          <w:rFonts w:ascii="宋体" w:hAnsi="宋体"/>
+          <w:b w:val="0"/>
+          <w:i w:val="0"/>
+          <w:sz w:val="22"/>
+        </w:rPr>
+        <w:t>19. 面对可能违规或越权的内容，我能守住边界、不越线操作。 [单选题] *</w:t>
+      </w:r>
+    </w:p>
+    <w:p>
+      <w:r>
+        <w:rPr>
+          <w:rFonts w:ascii="宋体" w:hAnsi="宋体"/>
+          <w:b w:val="0"/>
+          <w:i w:val="0"/>
+          <w:sz w:val="22"/>
+        </w:rPr>
+        <w:t>20. 本次测验中我的表现，能反映我平时在真实工作中的行为方式。 [单选题] *</w:t>
+      </w:r>
+    </w:p>
+    <w:p>
+      <w:r>
+        <w:rPr>
+          <w:rFonts w:ascii="宋体" w:hAnsi="宋体"/>
+          <w:b w:val="0"/>
+          <w:i w:val="0"/>
+          <w:sz w:val="22"/>
+        </w:rPr>
+      </w:r>
+    </w:p>
+    <w:p>
+      <w:r>
+        <w:rPr>
+          <w:rFonts w:ascii="宋体" w:hAnsi="宋体"/>
+          <w:b/>
+          <w:i w:val="0"/>
+          <w:sz w:val="22"/>
+        </w:rPr>
+        <w:t>第五部分 反馈与建议</w:t>
+      </w:r>
+    </w:p>
+    <w:p>
+      <w:r>
+        <w:rPr>
+          <w:rFonts w:ascii="宋体" w:hAnsi="宋体"/>
+          <w:b w:val="0"/>
+          <w:i w:val="0"/>
+          <w:sz w:val="22"/>
+        </w:rPr>
+        <w:t>21. 这次测验中，你觉得最难或印象最深的环节是什么？为什么？ [问答题]</w:t>
+      </w:r>
+    </w:p>
+    <w:p>
+      <w:r>
+        <w:rPr>
+          <w:rFonts w:ascii="宋体" w:hAnsi="宋体"/>
+          <w:b w:val="0"/>
+          <w:i w:val="0"/>
+          <w:sz w:val="22"/>
+        </w:rPr>
+      </w:r>
+    </w:p>
+    <w:p>
+      <w:r>
+        <w:rPr>
+          <w:rFonts w:ascii="宋体" w:hAnsi="宋体"/>
+          <w:b w:val="0"/>
+          <w:i w:val="0"/>
+          <w:sz w:val="22"/>
+        </w:rPr>
+        <w:t>22. 你对这套测验系统有什么改进建议？ [问答题]</w:t>
+      </w:r>
+    </w:p>
     <w:sectPr>
       <w:pgSz w:w="12240" w:h="15840"/>
       <w:pgMar w:top="1440" w:right="1800" w:bottom="1440" w:left="1800" w:header="708" w:footer="708" w:gutter="0"/>
       <w:cols w:space="708"/>
       <w:docGrid w:linePitch="360"/>
     </w:sectPr>
+    <w:tbl>
+      <w:tblPr>
+        <w:tblW w:w="5000" w:type="pct"/>
+        <w:tblBorders>
+          <w:top w:val="single" w:sz="0" w:space="0" w:color="FFFFFF"/>
+          <w:left w:val="single" w:sz="0" w:space="0" w:color="FFFFFF"/>
+          <w:bottom w:val="single" w:sz="0" w:space="0" w:color="FFFFFF"/>
+          <w:right w:val="single" w:sz="0" w:space="0" w:color="FFFFFF"/>
+          <w:insideH w:val="single" w:sz="0" w:space="0" w:color="FFFFFF"/>
+          <w:insideV w:val="single" w:sz="0" w:space="0" w:color="FFFFFF"/>
+        </w:tblBorders>
+        <w:tblLayout w:type="fixed"/>
+        <w:tblLook w:val="04A0" w:firstRow="1" w:lastRow="0" w:firstColumn="1" w:lastColumn="0" w:noHBand="0" w:noVBand="1"/>
+      </w:tblPr>
+      <w:tblGrid>
+        <w:gridCol w:w="1266"/>
+        <w:gridCol w:w="1265"/>
+        <w:gridCol w:w="1265"/>
+        <w:gridCol w:w="1265"/>
+        <w:gridCol w:w="1265"/>
+        <w:gridCol w:w="1265"/>
+        <w:gridCol w:w="1265"/>
+      </w:tblGrid>
+      <w:tr>
+        <w:trPr>
+          <w:trHeight w:val="500"/>
+        </w:trPr>
+        <w:tc>
+          <w:tcPr>
+            <w:tcW w:w="1023" w:type="dxa"/>
+            <w:shd w:val="clear" w:color="auto" w:fill="FFFFFF"/>
+            <w:vAlign w:val="center"/>
+          </w:tcPr>
+          <w:p>
+            <w:pPr>
+              <w:rPr>
+                <w:rFonts w:ascii="宋体" w:eastAsia="宋体" w:hAnsi="宋体" w:cs="微软雅黑" w:hint="eastAsia"/>
+                <w:szCs w:val="22"/>
+              </w:rPr>
+            </w:pPr>
+            <w:proofErr w:type="spellStart"/>
+            <w:r>
+              <w:rPr>
+                <w:rFonts w:ascii="宋体" w:eastAsia="宋体" w:hAnsi="宋体" w:cs="PMingLiU"/>
+                <w:sz w:val="22"/>
+                <w:szCs w:val="22"/>
+              </w:rPr>
+              <w:t>很不符合</w:t>
+            </w:r>
+            <w:proofErr w:type="spellEnd"/>
+          </w:p>
+        </w:tc>
+        <w:tc>
+          <w:tcPr>
+            <w:tcW w:w="1023" w:type="dxa"/>
+            <w:shd w:val="clear" w:color="auto" w:fill="FFFFFF"/>
+            <w:vAlign w:val="center"/>
+          </w:tcPr>
+          <w:p>
+            <w:pPr>
+              <w:rPr>
+                <w:rFonts w:ascii="宋体" w:eastAsia="宋体" w:hAnsi="宋体" w:cs="微软雅黑" w:hint="eastAsia"/>
+                <w:szCs w:val="22"/>
+              </w:rPr>
+            </w:pPr>
+            <w:r>
+              <w:rPr>
+                <w:rFonts w:ascii="宋体" w:eastAsia="宋体" w:hAnsi="宋体"/>
+                <w:sz w:val="22"/>
+                <w:szCs w:val="22"/>
+              </w:rPr>
+              <w:t>○1</w:t>
+            </w:r>
+          </w:p>
+        </w:tc>
+        <w:tc>
+          <w:tcPr>
+            <w:tcW w:w="1023" w:type="dxa"/>
+            <w:shd w:val="clear" w:color="auto" w:fill="FFFFFF"/>
+            <w:vAlign w:val="center"/>
+          </w:tcPr>
+          <w:p>
+            <w:pPr>
+              <w:rPr>
+                <w:rFonts w:ascii="宋体" w:eastAsia="宋体" w:hAnsi="宋体" w:cs="微软雅黑" w:hint="eastAsia"/>
+                <w:szCs w:val="22"/>
+              </w:rPr>
+            </w:pPr>
+            <w:r>
+              <w:rPr>
+                <w:rFonts w:ascii="宋体" w:eastAsia="宋体" w:hAnsi="宋体"/>
+                <w:sz w:val="22"/>
+                <w:szCs w:val="22"/>
+              </w:rPr>
+              <w:t>○2</w:t>
+            </w:r>
+          </w:p>
+        </w:tc>
+        <w:tc>
+          <w:tcPr>
+            <w:tcW w:w="1023" w:type="dxa"/>
+            <w:shd w:val="clear" w:color="auto" w:fill="FFFFFF"/>
+            <w:vAlign w:val="center"/>
+          </w:tcPr>
+          <w:p>
+            <w:pPr>
+              <w:rPr>
+                <w:rFonts w:ascii="宋体" w:eastAsia="宋体" w:hAnsi="宋体" w:cs="微软雅黑" w:hint="eastAsia"/>
+                <w:szCs w:val="22"/>
+              </w:rPr>
+            </w:pPr>
+            <w:r>
+              <w:rPr>
+                <w:rFonts w:ascii="宋体" w:eastAsia="宋体" w:hAnsi="宋体"/>
+                <w:sz w:val="22"/>
+                <w:szCs w:val="22"/>
+              </w:rPr>
+              <w:t>○3</w:t>
+            </w:r>
+          </w:p>
+        </w:tc>
+        <w:tc>
+          <w:tcPr>
+            <w:tcW w:w="1023" w:type="dxa"/>
+            <w:shd w:val="clear" w:color="auto" w:fill="FFFFFF"/>
+            <w:vAlign w:val="center"/>
+          </w:tcPr>
+          <w:p>
+            <w:pPr>
+              <w:rPr>
+                <w:rFonts w:ascii="宋体" w:eastAsia="宋体" w:hAnsi="宋体" w:cs="微软雅黑" w:hint="eastAsia"/>
+                <w:szCs w:val="22"/>
+              </w:rPr>
+            </w:pPr>
+            <w:r>
+              <w:rPr>
+                <w:rFonts w:ascii="宋体" w:eastAsia="宋体" w:hAnsi="宋体"/>
+                <w:sz w:val="22"/>
+                <w:szCs w:val="22"/>
+              </w:rPr>
+              <w:t>○4</w:t>
+            </w:r>
+          </w:p>
+        </w:tc>
+        <w:tc>
+          <w:tcPr>
+            <w:tcW w:w="1023" w:type="dxa"/>
+            <w:shd w:val="clear" w:color="auto" w:fill="FFFFFF"/>
+            <w:vAlign w:val="center"/>
+          </w:tcPr>
+          <w:p>
+            <w:pPr>
+              <w:rPr>
+                <w:rFonts w:ascii="宋体" w:eastAsia="宋体" w:hAnsi="宋体" w:cs="微软雅黑" w:hint="eastAsia"/>
+                <w:szCs w:val="22"/>
+              </w:rPr>
+            </w:pPr>
+            <w:r>
+              <w:rPr>
+                <w:rFonts w:ascii="宋体" w:eastAsia="宋体" w:hAnsi="宋体"/>
+                <w:sz w:val="22"/>
+                <w:szCs w:val="22"/>
+              </w:rPr>
+              <w:t>○5</w:t>
+            </w:r>
+          </w:p>
+        </w:tc>
+        <w:tc>
+          <w:tcPr>
+            <w:tcW w:w="1023" w:type="dxa"/>
+            <w:shd w:val="clear" w:color="auto" w:fill="FFFFFF"/>
+            <w:vAlign w:val="center"/>
+          </w:tcPr>
+          <w:p>
+            <w:pPr>
+              <w:rPr>
+                <w:rFonts w:ascii="宋体" w:eastAsia="宋体" w:hAnsi="宋体" w:cs="微软雅黑" w:hint="eastAsia"/>
+                <w:szCs w:val="22"/>
+              </w:rPr>
+            </w:pPr>
+            <w:proofErr w:type="spellStart"/>
+            <w:r>
+              <w:rPr>
+                <w:rFonts w:ascii="宋体" w:eastAsia="宋体" w:hAnsi="宋体" w:cs="PMingLiU"/>
+                <w:sz w:val="22"/>
+                <w:szCs w:val="22"/>
+              </w:rPr>
+              <w:t>很符合</w:t>
+            </w:r>
+            <w:proofErr w:type="spellEnd"/>
+          </w:p>
+        </w:tc>
+      </w:tr>
+    </w:tbl>
+    <w:tbl>
+      <w:tblPr>
+        <w:tblW w:w="5000" w:type="pct"/>
+        <w:tblBorders>
+          <w:top w:val="single" w:sz="0" w:space="0" w:color="FFFFFF"/>
+          <w:left w:val="single" w:sz="0" w:space="0" w:color="FFFFFF"/>
+          <w:bottom w:val="single" w:sz="0" w:space="0" w:color="FFFFFF"/>
+          <w:right w:val="single" w:sz="0" w:space="0" w:color="FFFFFF"/>
+          <w:insideH w:val="single" w:sz="0" w:space="0" w:color="FFFFFF"/>
+          <w:insideV w:val="single" w:sz="0" w:space="0" w:color="FFFFFF"/>
+        </w:tblBorders>
+        <w:tblLayout w:type="fixed"/>
+        <w:tblLook w:val="04A0" w:firstRow="1" w:lastRow="0" w:firstColumn="1" w:lastColumn="0" w:noHBand="0" w:noVBand="1"/>
+      </w:tblPr>
+      <w:tblGrid>
+        <w:gridCol w:w="1266"/>
+        <w:gridCol w:w="1265"/>
+        <w:gridCol w:w="1265"/>
+        <w:gridCol w:w="1265"/>
+        <w:gridCol w:w="1265"/>
+        <w:gridCol w:w="1265"/>
+        <w:gridCol w:w="1265"/>
+      </w:tblGrid>
+      <w:tr>
+        <w:trPr>
+          <w:trHeight w:val="500"/>
+        </w:trPr>
+        <w:tc>
+          <w:tcPr>
+            <w:tcW w:w="1023" w:type="dxa"/>
+            <w:shd w:val="clear" w:color="auto" w:fill="FFFFFF"/>
+            <w:vAlign w:val="center"/>
+          </w:tcPr>
+          <w:p>
+            <w:pPr>
+              <w:rPr>
+                <w:rFonts w:ascii="宋体" w:eastAsia="宋体" w:hAnsi="宋体" w:cs="微软雅黑" w:hint="eastAsia"/>
+                <w:szCs w:val="22"/>
+              </w:rPr>
+            </w:pPr>
+            <w:proofErr w:type="spellStart"/>
+            <w:r>
+              <w:rPr>
+                <w:rFonts w:ascii="宋体" w:eastAsia="宋体" w:hAnsi="宋体" w:cs="PMingLiU"/>
+                <w:sz w:val="22"/>
+                <w:szCs w:val="22"/>
+              </w:rPr>
+              <w:t>很不符合</w:t>
+            </w:r>
+            <w:proofErr w:type="spellEnd"/>
+          </w:p>
+        </w:tc>
+        <w:tc>
+          <w:tcPr>
+            <w:tcW w:w="1023" w:type="dxa"/>
+            <w:shd w:val="clear" w:color="auto" w:fill="FFFFFF"/>
+            <w:vAlign w:val="center"/>
+          </w:tcPr>
+          <w:p>
+            <w:pPr>
+              <w:rPr>
+                <w:rFonts w:ascii="宋体" w:eastAsia="宋体" w:hAnsi="宋体" w:cs="微软雅黑" w:hint="eastAsia"/>
+                <w:szCs w:val="22"/>
+              </w:rPr>
+            </w:pPr>
+            <w:r>
+              <w:rPr>
+                <w:rFonts w:ascii="宋体" w:eastAsia="宋体" w:hAnsi="宋体"/>
+                <w:sz w:val="22"/>
+                <w:szCs w:val="22"/>
+              </w:rPr>
+              <w:t>○1</w:t>
+            </w:r>
+          </w:p>
+        </w:tc>
+        <w:tc>
+          <w:tcPr>
+            <w:tcW w:w="1023" w:type="dxa"/>
+            <w:shd w:val="clear" w:color="auto" w:fill="FFFFFF"/>
+            <w:vAlign w:val="center"/>
+          </w:tcPr>
+          <w:p>
+            <w:pPr>
+              <w:rPr>
+                <w:rFonts w:ascii="宋体" w:eastAsia="宋体" w:hAnsi="宋体" w:cs="微软雅黑" w:hint="eastAsia"/>
+                <w:szCs w:val="22"/>
+              </w:rPr>
+            </w:pPr>
+            <w:r>
+              <w:rPr>
+                <w:rFonts w:ascii="宋体" w:eastAsia="宋体" w:hAnsi="宋体"/>
+                <w:sz w:val="22"/>
+                <w:szCs w:val="22"/>
+              </w:rPr>
+              <w:t>○2</w:t>
+            </w:r>
+          </w:p>
+        </w:tc>
+        <w:tc>
+          <w:tcPr>
+            <w:tcW w:w="1023" w:type="dxa"/>
+            <w:shd w:val="clear" w:color="auto" w:fill="FFFFFF"/>
+            <w:vAlign w:val="center"/>
+          </w:tcPr>
+          <w:p>
+            <w:pPr>
+              <w:rPr>
+                <w:rFonts w:ascii="宋体" w:eastAsia="宋体" w:hAnsi="宋体" w:cs="微软雅黑" w:hint="eastAsia"/>
+                <w:szCs w:val="22"/>
+              </w:rPr>
+            </w:pPr>
+            <w:r>
+              <w:rPr>
+                <w:rFonts w:ascii="宋体" w:eastAsia="宋体" w:hAnsi="宋体"/>
+                <w:sz w:val="22"/>
+                <w:szCs w:val="22"/>
+              </w:rPr>
+              <w:t>○3</w:t>
+            </w:r>
+          </w:p>
+        </w:tc>
+        <w:tc>
+          <w:tcPr>
+            <w:tcW w:w="1023" w:type="dxa"/>
+            <w:shd w:val="clear" w:color="auto" w:fill="FFFFFF"/>
+            <w:vAlign w:val="center"/>
+          </w:tcPr>
+          <w:p>
+            <w:pPr>
+              <w:rPr>
+                <w:rFonts w:ascii="宋体" w:eastAsia="宋体" w:hAnsi="宋体" w:cs="微软雅黑" w:hint="eastAsia"/>
+                <w:szCs w:val="22"/>
+              </w:rPr>
+            </w:pPr>
+            <w:r>
+              <w:rPr>
+                <w:rFonts w:ascii="宋体" w:eastAsia="宋体" w:hAnsi="宋体"/>
+                <w:sz w:val="22"/>
+                <w:szCs w:val="22"/>
+              </w:rPr>
+              <w:t>○4</w:t>
+            </w:r>
+          </w:p>
+        </w:tc>
+        <w:tc>
+          <w:tcPr>
+            <w:tcW w:w="1023" w:type="dxa"/>
+            <w:shd w:val="clear" w:color="auto" w:fill="FFFFFF"/>
+            <w:vAlign w:val="center"/>
+          </w:tcPr>
+          <w:p>
+            <w:pPr>
+              <w:rPr>
+                <w:rFonts w:ascii="宋体" w:eastAsia="宋体" w:hAnsi="宋体" w:cs="微软雅黑" w:hint="eastAsia"/>
+                <w:szCs w:val="22"/>
+              </w:rPr>
+            </w:pPr>
+            <w:r>
+              <w:rPr>
+                <w:rFonts w:ascii="宋体" w:eastAsia="宋体" w:hAnsi="宋体"/>
+                <w:sz w:val="22"/>
+                <w:szCs w:val="22"/>
+              </w:rPr>
+              <w:t>○5</w:t>
+            </w:r>
+          </w:p>
+        </w:tc>
+        <w:tc>
+          <w:tcPr>
+            <w:tcW w:w="1023" w:type="dxa"/>
+            <w:shd w:val="clear" w:color="auto" w:fill="FFFFFF"/>
+            <w:vAlign w:val="center"/>
+          </w:tcPr>
+          <w:p>
+            <w:pPr>
+              <w:rPr>
+                <w:rFonts w:ascii="宋体" w:eastAsia="宋体" w:hAnsi="宋体" w:cs="微软雅黑" w:hint="eastAsia"/>
+                <w:szCs w:val="22"/>
+              </w:rPr>
+            </w:pPr>
+            <w:proofErr w:type="spellStart"/>
+            <w:r>
+              <w:rPr>
+                <w:rFonts w:ascii="宋体" w:eastAsia="宋体" w:hAnsi="宋体" w:cs="PMingLiU"/>
+                <w:sz w:val="22"/>
+                <w:szCs w:val="22"/>
+              </w:rPr>
+              <w:t>很符合</w:t>
+            </w:r>
+            <w:proofErr w:type="spellEnd"/>
+          </w:p>
+        </w:tc>
+      </w:tr>
+    </w:tbl>
+    <w:tbl>
+      <w:tblPr>
+        <w:tblW w:w="5000" w:type="pct"/>
+        <w:tblBorders>
+          <w:top w:val="single" w:sz="0" w:space="0" w:color="FFFFFF"/>
+          <w:left w:val="single" w:sz="0" w:space="0" w:color="FFFFFF"/>
+          <w:bottom w:val="single" w:sz="0" w:space="0" w:color="FFFFFF"/>
+          <w:right w:val="single" w:sz="0" w:space="0" w:color="FFFFFF"/>
+          <w:insideH w:val="single" w:sz="0" w:space="0" w:color="FFFFFF"/>
+          <w:insideV w:val="single" w:sz="0" w:space="0" w:color="FFFFFF"/>
+        </w:tblBorders>
+        <w:tblLayout w:type="fixed"/>
+        <w:tblLook w:val="04A0" w:firstRow="1" w:lastRow="0" w:firstColumn="1" w:lastColumn="0" w:noHBand="0" w:noVBand="1"/>
+      </w:tblPr>
+      <w:tblGrid>
+        <w:gridCol w:w="1266"/>
+        <w:gridCol w:w="1265"/>
+        <w:gridCol w:w="1265"/>
+        <w:gridCol w:w="1265"/>
+        <w:gridCol w:w="1265"/>
+        <w:gridCol w:w="1265"/>
+        <w:gridCol w:w="1265"/>
+      </w:tblGrid>
+      <w:tr>
+        <w:trPr>
+          <w:trHeight w:val="500"/>
+        </w:trPr>
+        <w:tc>
+          <w:tcPr>
+            <w:tcW w:w="1023" w:type="dxa"/>
+            <w:shd w:val="clear" w:color="auto" w:fill="FFFFFF"/>
+            <w:vAlign w:val="center"/>
+          </w:tcPr>
+          <w:p>
+            <w:pPr>
+              <w:rPr>
+                <w:rFonts w:ascii="宋体" w:eastAsia="宋体" w:hAnsi="宋体" w:cs="微软雅黑" w:hint="eastAsia"/>
+                <w:szCs w:val="22"/>
+              </w:rPr>
+            </w:pPr>
+            <w:proofErr w:type="spellStart"/>
+            <w:r>
+              <w:rPr>
+                <w:rFonts w:ascii="宋体" w:eastAsia="宋体" w:hAnsi="宋体" w:cs="PMingLiU"/>
+                <w:sz w:val="22"/>
+                <w:szCs w:val="22"/>
+              </w:rPr>
+              <w:t>很不符合</w:t>
+            </w:r>
+            <w:proofErr w:type="spellEnd"/>
+          </w:p>
+        </w:tc>
+        <w:tc>
+          <w:tcPr>
+            <w:tcW w:w="1023" w:type="dxa"/>
+            <w:shd w:val="clear" w:color="auto" w:fill="FFFFFF"/>
+            <w:vAlign w:val="center"/>
+          </w:tcPr>
+          <w:p>
+            <w:pPr>
+              <w:rPr>
+                <w:rFonts w:ascii="宋体" w:eastAsia="宋体" w:hAnsi="宋体" w:cs="微软雅黑" w:hint="eastAsia"/>
+                <w:szCs w:val="22"/>
+              </w:rPr>
+            </w:pPr>
+            <w:r>
+              <w:rPr>
+                <w:rFonts w:ascii="宋体" w:eastAsia="宋体" w:hAnsi="宋体"/>
+                <w:sz w:val="22"/>
+                <w:szCs w:val="22"/>
+              </w:rPr>
+              <w:t>○1</w:t>
+            </w:r>
+          </w:p>
+        </w:tc>
+        <w:tc>
+          <w:tcPr>
+            <w:tcW w:w="1023" w:type="dxa"/>
+            <w:shd w:val="clear" w:color="auto" w:fill="FFFFFF"/>
+            <w:vAlign w:val="center"/>
+          </w:tcPr>
+          <w:p>
+            <w:pPr>
+              <w:rPr>
+                <w:rFonts w:ascii="宋体" w:eastAsia="宋体" w:hAnsi="宋体" w:cs="微软雅黑" w:hint="eastAsia"/>
+                <w:szCs w:val="22"/>
+              </w:rPr>
+            </w:pPr>
+            <w:r>
+              <w:rPr>
+                <w:rFonts w:ascii="宋体" w:eastAsia="宋体" w:hAnsi="宋体"/>
+                <w:sz w:val="22"/>
+                <w:szCs w:val="22"/>
+              </w:rPr>
+              <w:t>○2</w:t>
+            </w:r>
+          </w:p>
+        </w:tc>
+        <w:tc>
+          <w:tcPr>
+            <w:tcW w:w="1023" w:type="dxa"/>
+            <w:shd w:val="clear" w:color="auto" w:fill="FFFFFF"/>
+            <w:vAlign w:val="center"/>
+          </w:tcPr>
+          <w:p>
+            <w:pPr>
+              <w:rPr>
+                <w:rFonts w:ascii="宋体" w:eastAsia="宋体" w:hAnsi="宋体" w:cs="微软雅黑" w:hint="eastAsia"/>
+                <w:szCs w:val="22"/>
+              </w:rPr>
+            </w:pPr>
+            <w:r>
+              <w:rPr>
+                <w:rFonts w:ascii="宋体" w:eastAsia="宋体" w:hAnsi="宋体"/>
+                <w:sz w:val="22"/>
+                <w:szCs w:val="22"/>
+              </w:rPr>
+              <w:t>○3</w:t>
+            </w:r>
+          </w:p>
+        </w:tc>
+        <w:tc>
+          <w:tcPr>
+            <w:tcW w:w="1023" w:type="dxa"/>
+            <w:shd w:val="clear" w:color="auto" w:fill="FFFFFF"/>
+            <w:vAlign w:val="center"/>
+          </w:tcPr>
+          <w:p>
+            <w:pPr>
+              <w:rPr>
+                <w:rFonts w:ascii="宋体" w:eastAsia="宋体" w:hAnsi="宋体" w:cs="微软雅黑" w:hint="eastAsia"/>
+                <w:szCs w:val="22"/>
+              </w:rPr>
+            </w:pPr>
+            <w:r>
+              <w:rPr>
+                <w:rFonts w:ascii="宋体" w:eastAsia="宋体" w:hAnsi="宋体"/>
+                <w:sz w:val="22"/>
+                <w:szCs w:val="22"/>
+              </w:rPr>
+              <w:t>○4</w:t>
+            </w:r>
+          </w:p>
+        </w:tc>
+        <w:tc>
+          <w:tcPr>
+            <w:tcW w:w="1023" w:type="dxa"/>
+            <w:shd w:val="clear" w:color="auto" w:fill="FFFFFF"/>
+            <w:vAlign w:val="center"/>
+          </w:tcPr>
+          <w:p>
+            <w:pPr>
+              <w:rPr>
+                <w:rFonts w:ascii="宋体" w:eastAsia="宋体" w:hAnsi="宋体" w:cs="微软雅黑" w:hint="eastAsia"/>
+                <w:szCs w:val="22"/>
+              </w:rPr>
+            </w:pPr>
+            <w:r>
+              <w:rPr>
+                <w:rFonts w:ascii="宋体" w:eastAsia="宋体" w:hAnsi="宋体"/>
+                <w:sz w:val="22"/>
+                <w:szCs w:val="22"/>
+              </w:rPr>
+              <w:t>○5</w:t>
+            </w:r>
+          </w:p>
+        </w:tc>
+        <w:tc>
+          <w:tcPr>
+            <w:tcW w:w="1023" w:type="dxa"/>
+            <w:shd w:val="clear" w:color="auto" w:fill="FFFFFF"/>
+            <w:vAlign w:val="center"/>
+          </w:tcPr>
+          <w:p>
+            <w:pPr>
+              <w:rPr>
+                <w:rFonts w:ascii="宋体" w:eastAsia="宋体" w:hAnsi="宋体" w:cs="微软雅黑" w:hint="eastAsia"/>
+                <w:szCs w:val="22"/>
+              </w:rPr>
+            </w:pPr>
+            <w:proofErr w:type="spellStart"/>
+            <w:r>
+              <w:rPr>
+                <w:rFonts w:ascii="宋体" w:eastAsia="宋体" w:hAnsi="宋体" w:cs="PMingLiU"/>
+                <w:sz w:val="22"/>
+                <w:szCs w:val="22"/>
+              </w:rPr>
+              <w:t>很符合</w:t>
+            </w:r>
+            <w:proofErr w:type="spellEnd"/>
+          </w:p>
+        </w:tc>
+      </w:tr>
+    </w:tbl>
+    <w:tbl>
+      <w:tblPr>
+        <w:tblW w:w="5000" w:type="pct"/>
+        <w:tblBorders>
+          <w:top w:val="single" w:sz="0" w:space="0" w:color="FFFFFF"/>
+          <w:left w:val="single" w:sz="0" w:space="0" w:color="FFFFFF"/>
+          <w:bottom w:val="single" w:sz="0" w:space="0" w:color="FFFFFF"/>
+          <w:right w:val="single" w:sz="0" w:space="0" w:color="FFFFFF"/>
+          <w:insideH w:val="single" w:sz="0" w:space="0" w:color="FFFFFF"/>
+          <w:insideV w:val="single" w:sz="0" w:space="0" w:color="FFFFFF"/>
+        </w:tblBorders>
+        <w:tblLayout w:type="fixed"/>
+        <w:tblLook w:val="04A0" w:firstRow="1" w:lastRow="0" w:firstColumn="1" w:lastColumn="0" w:noHBand="0" w:noVBand="1"/>
+      </w:tblPr>
+      <w:tblGrid>
+        <w:gridCol w:w="1266"/>
+        <w:gridCol w:w="1265"/>
+        <w:gridCol w:w="1265"/>
+        <w:gridCol w:w="1265"/>
+        <w:gridCol w:w="1265"/>
+        <w:gridCol w:w="1265"/>
+        <w:gridCol w:w="1265"/>
+      </w:tblGrid>
+      <w:tr>
+        <w:trPr>
+          <w:trHeight w:val="500"/>
+        </w:trPr>
+        <w:tc>
+          <w:tcPr>
+            <w:tcW w:w="1023" w:type="dxa"/>
+            <w:shd w:val="clear" w:color="auto" w:fill="FFFFFF"/>
+            <w:vAlign w:val="center"/>
+          </w:tcPr>
+          <w:p>
+            <w:pPr>
+              <w:rPr>
+                <w:rFonts w:ascii="宋体" w:eastAsia="宋体" w:hAnsi="宋体" w:cs="微软雅黑" w:hint="eastAsia"/>
+                <w:szCs w:val="22"/>
+              </w:rPr>
+            </w:pPr>
+            <w:proofErr w:type="spellStart"/>
+            <w:r>
+              <w:rPr>
+                <w:rFonts w:ascii="宋体" w:eastAsia="宋体" w:hAnsi="宋体" w:cs="PMingLiU"/>
+                <w:sz w:val="22"/>
+                <w:szCs w:val="22"/>
+              </w:rPr>
+              <w:t>很不符合</w:t>
+            </w:r>
+            <w:proofErr w:type="spellEnd"/>
+          </w:p>
+        </w:tc>
+        <w:tc>
+          <w:tcPr>
+            <w:tcW w:w="1023" w:type="dxa"/>
+            <w:shd w:val="clear" w:color="auto" w:fill="FFFFFF"/>
+            <w:vAlign w:val="center"/>
+          </w:tcPr>
+          <w:p>
+            <w:pPr>
+              <w:rPr>
+                <w:rFonts w:ascii="宋体" w:eastAsia="宋体" w:hAnsi="宋体" w:cs="微软雅黑" w:hint="eastAsia"/>
+                <w:szCs w:val="22"/>
+              </w:rPr>
+            </w:pPr>
+            <w:r>
+              <w:rPr>
+                <w:rFonts w:ascii="宋体" w:eastAsia="宋体" w:hAnsi="宋体"/>
+                <w:sz w:val="22"/>
+                <w:szCs w:val="22"/>
+              </w:rPr>
+              <w:t>○1</w:t>
+            </w:r>
+          </w:p>
+        </w:tc>
+        <w:tc>
+          <w:tcPr>
+            <w:tcW w:w="1023" w:type="dxa"/>
+            <w:shd w:val="clear" w:color="auto" w:fill="FFFFFF"/>
+            <w:vAlign w:val="center"/>
+          </w:tcPr>
+          <w:p>
+            <w:pPr>
+              <w:rPr>
+                <w:rFonts w:ascii="宋体" w:eastAsia="宋体" w:hAnsi="宋体" w:cs="微软雅黑" w:hint="eastAsia"/>
+                <w:szCs w:val="22"/>
+              </w:rPr>
+            </w:pPr>
+            <w:r>
+              <w:rPr>
+                <w:rFonts w:ascii="宋体" w:eastAsia="宋体" w:hAnsi="宋体"/>
+                <w:sz w:val="22"/>
+                <w:szCs w:val="22"/>
+              </w:rPr>
+              <w:t>○2</w:t>
+            </w:r>
+          </w:p>
+        </w:tc>
+        <w:tc>
+          <w:tcPr>
+            <w:tcW w:w="1023" w:type="dxa"/>
+            <w:shd w:val="clear" w:color="auto" w:fill="FFFFFF"/>
+            <w:vAlign w:val="center"/>
+          </w:tcPr>
+          <w:p>
+            <w:pPr>
+              <w:rPr>
+                <w:rFonts w:ascii="宋体" w:eastAsia="宋体" w:hAnsi="宋体" w:cs="微软雅黑" w:hint="eastAsia"/>
+                <w:szCs w:val="22"/>
+              </w:rPr>
+            </w:pPr>
+            <w:r>
+              <w:rPr>
+                <w:rFonts w:ascii="宋体" w:eastAsia="宋体" w:hAnsi="宋体"/>
+                <w:sz w:val="22"/>
+                <w:szCs w:val="22"/>
+              </w:rPr>
+              <w:t>○3</w:t>
+            </w:r>
+          </w:p>
+        </w:tc>
+        <w:tc>
+          <w:tcPr>
+            <w:tcW w:w="1023" w:type="dxa"/>
+            <w:shd w:val="clear" w:color="auto" w:fill="FFFFFF"/>
+            <w:vAlign w:val="center"/>
+          </w:tcPr>
+          <w:p>
+            <w:pPr>
+              <w:rPr>
+                <w:rFonts w:ascii="宋体" w:eastAsia="宋体" w:hAnsi="宋体" w:cs="微软雅黑" w:hint="eastAsia"/>
+                <w:szCs w:val="22"/>
+              </w:rPr>
+            </w:pPr>
+            <w:r>
+              <w:rPr>
+                <w:rFonts w:ascii="宋体" w:eastAsia="宋体" w:hAnsi="宋体"/>
+                <w:sz w:val="22"/>
+                <w:szCs w:val="22"/>
+              </w:rPr>
+              <w:t>○4</w:t>
+            </w:r>
+          </w:p>
+        </w:tc>
+        <w:tc>
+          <w:tcPr>
+            <w:tcW w:w="1023" w:type="dxa"/>
+            <w:shd w:val="clear" w:color="auto" w:fill="FFFFFF"/>
+            <w:vAlign w:val="center"/>
+          </w:tcPr>
+          <w:p>
+            <w:pPr>
+              <w:rPr>
+                <w:rFonts w:ascii="宋体" w:eastAsia="宋体" w:hAnsi="宋体" w:cs="微软雅黑" w:hint="eastAsia"/>
+                <w:szCs w:val="22"/>
+              </w:rPr>
+            </w:pPr>
+            <w:r>
+              <w:rPr>
+                <w:rFonts w:ascii="宋体" w:eastAsia="宋体" w:hAnsi="宋体"/>
+                <w:sz w:val="22"/>
+                <w:szCs w:val="22"/>
+              </w:rPr>
+              <w:t>○5</w:t>
+            </w:r>
+          </w:p>
+        </w:tc>
+        <w:tc>
+          <w:tcPr>
+            <w:tcW w:w="1023" w:type="dxa"/>
+            <w:shd w:val="clear" w:color="auto" w:fill="FFFFFF"/>
+            <w:vAlign w:val="center"/>
+          </w:tcPr>
+          <w:p>
+            <w:pPr>
+              <w:rPr>
+                <w:rFonts w:ascii="宋体" w:eastAsia="宋体" w:hAnsi="宋体" w:cs="微软雅黑" w:hint="eastAsia"/>
+                <w:szCs w:val="22"/>
+              </w:rPr>
+            </w:pPr>
+            <w:proofErr w:type="spellStart"/>
+            <w:r>
+              <w:rPr>
+                <w:rFonts w:ascii="宋体" w:eastAsia="宋体" w:hAnsi="宋体" w:cs="PMingLiU"/>
+                <w:sz w:val="22"/>
+                <w:szCs w:val="22"/>
+              </w:rPr>
+              <w:t>很符合</w:t>
+            </w:r>
+            <w:proofErr w:type="spellEnd"/>
+          </w:p>
+        </w:tc>
+      </w:tr>
+    </w:tbl>
   </w:body>
 </w:document>
 </file>
